--- a/7.31媒体信息摘报.docx
+++ b/7.31媒体信息摘报.docx
@@ -91,7 +91,7 @@
           <w:rFonts w:ascii="仿宋_GB2312" w:hAnsi="仿宋_GB2312" w:eastAsia="仿宋_GB2312"/>
           <w:sz w:val="32"/>
         </w:rPr>
-        <w:t>三是推出"羊城消费新八景"贯穿全年，链接节庆、赛事、演艺等多元场景，将"吃住行游购娱"串珠成链，推动消费从"买买买"向场景体验延伸。</w:t>
+        <w:t>三是推出"羊城消费新八景"贯穿全年，链接节庆、赛事、演艺等多元场景，将"吃住行游购娱"串珠成链，推动消费向场景体验延伸。</w:t>
       </w:r>
     </w:p>
     <w:p>
@@ -104,7 +104,7 @@
           <w:rFonts w:ascii="仿宋_GB2312" w:hAnsi="仿宋_GB2312" w:eastAsia="仿宋_GB2312"/>
           <w:sz w:val="32"/>
         </w:rPr>
-        <w:t>四是设立全国首只老字号振兴地方性基金，五年累计支持42家企业60个项目，拨付资金超2.3亿元；全市离境退税商店从76家增至超1750家，2025年退税销售额超6.9亿元，较2021年增长594倍；超1.6万重点商户支持外卡刷卡，近400个地铁站9000台闸机支持外卡"拍卡"过闸；2025年全市限额以上批零业通过公共网络实现零售额超3500亿元，占社零额32.7%。</w:t>
+        <w:t>四是设立全国首只老字号振兴地方性基金，五年累计支持42家企业60个项目，拨付资金超2.3亿元；全市离境退税商店从76家增至超1750家，2025年退税销售额超6.9亿元，较2021年增长594倍；超1.6万重点商户支持外卡刷卡，近400个地铁站9000台闸机支持外卡"拍卡"过闸；2025年全市限额以上批零业通过公共网络实现零售额超3500亿元。</w:t>
       </w:r>
     </w:p>
     <w:p>
@@ -338,7 +338,7 @@
           <w:rFonts w:ascii="仿宋_GB2312" w:hAnsi="仿宋_GB2312" w:eastAsia="仿宋_GB2312"/>
           <w:sz w:val="32"/>
         </w:rPr>
-        <w:t>二是国资母基金累计新设7只战略性新兴产业子基金，认缴总规模26.11亿元，撬动社会资本超11亿元；泰达控股联合天津大学、海河实验室组建天津脑机接口产业集团，注册资本10亿元，推动脑机接口未来产业规模化发展；城投集团、津智资本加快布局低维材料。</w:t>
+        <w:t>二是国资母基金累计新设7只战略性新兴产业子基金，认缴总规模26.11亿元，撬动社会资本超11亿元；泰达控股联合天津大学、海河实验室组建天津脑机接口产业集团，注册资本10亿元，推动脑机接口产业规模化发展；城投集团、津智资本加快布局低维材料。</w:t>
       </w:r>
     </w:p>
     <w:p>
@@ -364,7 +364,7 @@
           <w:rFonts w:ascii="仿宋_GB2312" w:hAnsi="仿宋_GB2312" w:eastAsia="仿宋_GB2312"/>
           <w:sz w:val="32"/>
         </w:rPr>
-        <w:t>四是存量盘活与开放合作双向发力，市区两级盘活存量房产约52.64万平方米，引入经营主体311家，新增就业岗位1567个；天津软件园吸引长城网、润建股份等近400家企业注册；天津港集装箱吞吐量达1299万标箱，同比增长6%。</w:t>
+        <w:t>四是存量盘活与开放合作，市区两级盘活存量房产约52.64万平方米、新增就业岗位1567个；天津软件园吸引近400家企业注册；天津港集装箱吞吐量达1299万标箱。</w:t>
       </w:r>
     </w:p>
     <w:p>
